--- a/reports/영원한_7일의_도시_Development_Report.docx
+++ b/reports/영원한_7일의_도시_Development_Report.docx
@@ -447,7 +447,21 @@
         <w:rPr>
           <w:rFonts w:ascii="맑은 고딕" w:eastAsia="맑은 고딕" w:hAnsi="맑은 고딕"/>
         </w:rPr>
-        <w:t>본 프로젝트는 Unity 기반의 2D 비주얼 노벨 게임 The Witch's Dream Night를 개발하는 것을 목표로 한다. 플레이어는 텍스트 기반 스토리를 따라가며 등장인물과 상호작용하고, 선택지와 장면 전환, 배경 및 캐릭터 연출을 통해 이야기의 흐름을 경험한다.</w:t>
+        <w:t xml:space="preserve">본 프로젝트는 Unity 기반의 2D 비주얼 노벨 게임 </w:t>
+      </w:r>
+      <w:r>
+        <w:rPr>
+          <w:lang w:eastAsia="ko-KR"/>
+          <w:rFonts w:ascii="맑은 고딕" w:eastAsia="맑은 고딕" w:hAnsi="맑은 고딕"/>
+          <w:rtl w:val="off"/>
+        </w:rPr>
+        <w:t>영원한 7일의 도시</w:t>
+      </w:r>
+      <w:r>
+        <w:rPr>
+          <w:rFonts w:ascii="맑은 고딕" w:eastAsia="맑은 고딕" w:hAnsi="맑은 고딕"/>
+        </w:rPr>
+        <w:t>를 개발하는 것을 목표로 한다. 플레이어는 텍스트 기반 스토리를 따라가며 등장인물과 상호작용하고, 선택지와 장면 전환, 배경 및 캐릭터 연출을 통해 이야기의 흐름을 경험한다.</w:t>
       </w:r>
     </w:p>
     <w:p>
@@ -5321,133 +5335,133 @@
     <w:lsdException w:name="heading 7" w:uiPriority="9" w:qFormat="1"/>
     <w:lsdException w:name="heading 8" w:uiPriority="9" w:qFormat="1"/>
     <w:lsdException w:name="heading 9" w:uiPriority="9" w:qFormat="1"/>
-    <w:lsdException w:name="toc 1" w:uiPriority="57"/>
-    <w:lsdException w:name="toc 2" w:uiPriority="57"/>
-    <w:lsdException w:name="toc 3" w:uiPriority="57"/>
-    <w:lsdException w:name="toc 4" w:uiPriority="57"/>
-    <w:lsdException w:name="toc 5" w:uiPriority="57"/>
-    <w:lsdException w:name="toc 6" w:uiPriority="57"/>
-    <w:lsdException w:name="toc 7" w:uiPriority="57"/>
-    <w:lsdException w:name="toc 8" w:uiPriority="57"/>
-    <w:lsdException w:name="toc 9" w:uiPriority="57"/>
-    <w:lsdException w:name="caption" w:uiPriority="53" w:qFormat="1"/>
-    <w:lsdException w:name="Title" w:semiHidden="0" w:uiPriority="16" w:unhideWhenUsed="0" w:qFormat="1"/>
+    <w:lsdException w:name="toc 1" w:uiPriority="87"/>
+    <w:lsdException w:name="toc 2" w:uiPriority="87"/>
+    <w:lsdException w:name="toc 3" w:uiPriority="87"/>
+    <w:lsdException w:name="toc 4" w:uiPriority="87"/>
+    <w:lsdException w:name="toc 5" w:uiPriority="87"/>
+    <w:lsdException w:name="toc 6" w:uiPriority="87"/>
+    <w:lsdException w:name="toc 7" w:uiPriority="87"/>
+    <w:lsdException w:name="toc 8" w:uiPriority="87"/>
+    <w:lsdException w:name="toc 9" w:uiPriority="87"/>
+    <w:lsdException w:name="caption" w:uiPriority="83" w:qFormat="1"/>
+    <w:lsdException w:name="Title" w:semiHidden="0" w:uiPriority="22" w:unhideWhenUsed="0" w:qFormat="1"/>
     <w:lsdException w:name="Default Paragraph Font" w:uiPriority="1"/>
-    <w:lsdException w:name="Subtitle" w:semiHidden="0" w:uiPriority="17" w:unhideWhenUsed="0" w:qFormat="1"/>
-    <w:lsdException w:name="Strong" w:semiHidden="0" w:uiPriority="34" w:unhideWhenUsed="0" w:qFormat="1"/>
-    <w:lsdException w:name="Emphasis" w:semiHidden="0" w:uiPriority="32" w:unhideWhenUsed="0" w:qFormat="1"/>
-    <w:lsdException w:name="Table Grid" w:semiHidden="0" w:uiPriority="89" w:unhideWhenUsed="0"/>
+    <w:lsdException w:name="Subtitle" w:semiHidden="0" w:uiPriority="23" w:unhideWhenUsed="0" w:qFormat="1"/>
+    <w:lsdException w:name="Strong" w:semiHidden="0" w:uiPriority="52" w:unhideWhenUsed="0" w:qFormat="1"/>
+    <w:lsdException w:name="Emphasis" w:semiHidden="0" w:uiPriority="50" w:unhideWhenUsed="0" w:qFormat="1"/>
+    <w:lsdException w:name="Table Grid" w:semiHidden="0" w:uiPriority="137" w:unhideWhenUsed="0"/>
     <w:lsdException w:name="Placeholder Text" w:unhideWhenUsed="0"/>
     <w:lsdException w:name="No Spacing" w:semiHidden="0" w:uiPriority="1" w:unhideWhenUsed="0" w:qFormat="1"/>
-    <w:lsdException w:name="Light Shading" w:semiHidden="0" w:uiPriority="96" w:unhideWhenUsed="0"/>
-    <w:lsdException w:name="Light List" w:semiHidden="0" w:uiPriority="97" w:unhideWhenUsed="0"/>
-    <w:lsdException w:name="Light Grid" w:semiHidden="0" w:uiPriority="98" w:unhideWhenUsed="0"/>
-    <w:lsdException w:name="Medium Shading 1" w:semiHidden="0" w:uiPriority="99" w:unhideWhenUsed="0"/>
-    <w:lsdException w:name="Medium Shading 2" w:semiHidden="0" w:uiPriority="100" w:unhideWhenUsed="0"/>
-    <w:lsdException w:name="Medium List 1" w:semiHidden="0" w:uiPriority="101" w:unhideWhenUsed="0"/>
-    <w:lsdException w:name="Medium List 2" w:semiHidden="0" w:uiPriority="102" w:unhideWhenUsed="0"/>
-    <w:lsdException w:name="Medium Grid 1" w:semiHidden="0" w:uiPriority="103" w:unhideWhenUsed="0"/>
-    <w:lsdException w:name="Medium Grid 2" w:semiHidden="0" w:uiPriority="104" w:unhideWhenUsed="0"/>
-    <w:lsdException w:name="Medium Grid 3" w:semiHidden="0" w:uiPriority="105" w:unhideWhenUsed="0"/>
-    <w:lsdException w:name="Dark List" w:semiHidden="0" w:uiPriority="112" w:unhideWhenUsed="0"/>
-    <w:lsdException w:name="Colorful Shading" w:semiHidden="0" w:uiPriority="113" w:unhideWhenUsed="0"/>
-    <w:lsdException w:name="Colorful List" w:semiHidden="0" w:uiPriority="114" w:unhideWhenUsed="0"/>
-    <w:lsdException w:name="Colorful Grid" w:semiHidden="0" w:uiPriority="115" w:unhideWhenUsed="0"/>
-    <w:lsdException w:name="Light Shading Accent 1" w:semiHidden="0" w:uiPriority="96" w:unhideWhenUsed="0"/>
-    <w:lsdException w:name="Light List Accent 1" w:semiHidden="0" w:uiPriority="97" w:unhideWhenUsed="0"/>
-    <w:lsdException w:name="Light Grid Accent 1" w:semiHidden="0" w:uiPriority="98" w:unhideWhenUsed="0"/>
-    <w:lsdException w:name="Medium Shading 1 Accent 1" w:semiHidden="0" w:uiPriority="99" w:unhideWhenUsed="0"/>
-    <w:lsdException w:name="Medium Shading 2 Accent 1" w:semiHidden="0" w:uiPriority="100" w:unhideWhenUsed="0"/>
-    <w:lsdException w:name="Medium List 1 Accent 1" w:semiHidden="0" w:uiPriority="101" w:unhideWhenUsed="0"/>
+    <w:lsdException w:name="Light Shading" w:semiHidden="0" w:uiPriority="150" w:unhideWhenUsed="0"/>
+    <w:lsdException w:name="Light List" w:semiHidden="0" w:uiPriority="151" w:unhideWhenUsed="0"/>
+    <w:lsdException w:name="Light Grid" w:semiHidden="0" w:uiPriority="152" w:unhideWhenUsed="0"/>
+    <w:lsdException w:name="Medium Shading 1" w:semiHidden="0" w:uiPriority="153" w:unhideWhenUsed="0"/>
+    <w:lsdException w:name="Medium Shading 2" w:semiHidden="0" w:uiPriority="256" w:unhideWhenUsed="0"/>
+    <w:lsdException w:name="Medium List 1" w:semiHidden="0" w:uiPriority="257" w:unhideWhenUsed="0"/>
+    <w:lsdException w:name="Medium List 2" w:semiHidden="0" w:uiPriority="258" w:unhideWhenUsed="0"/>
+    <w:lsdException w:name="Medium Grid 1" w:semiHidden="0" w:uiPriority="259" w:unhideWhenUsed="0"/>
+    <w:lsdException w:name="Medium Grid 2" w:semiHidden="0" w:uiPriority="260" w:unhideWhenUsed="0"/>
+    <w:lsdException w:name="Medium Grid 3" w:semiHidden="0" w:uiPriority="261" w:unhideWhenUsed="0"/>
+    <w:lsdException w:name="Dark List" w:semiHidden="0" w:uiPriority="274" w:unhideWhenUsed="0"/>
+    <w:lsdException w:name="Colorful Shading" w:semiHidden="0" w:uiPriority="275" w:unhideWhenUsed="0"/>
+    <w:lsdException w:name="Colorful List" w:semiHidden="0" w:uiPriority="276" w:unhideWhenUsed="0"/>
+    <w:lsdException w:name="Colorful Grid" w:semiHidden="0" w:uiPriority="277" w:unhideWhenUsed="0"/>
+    <w:lsdException w:name="Light Shading Accent 1" w:semiHidden="0" w:uiPriority="150" w:unhideWhenUsed="0"/>
+    <w:lsdException w:name="Light List Accent 1" w:semiHidden="0" w:uiPriority="151" w:unhideWhenUsed="0"/>
+    <w:lsdException w:name="Light Grid Accent 1" w:semiHidden="0" w:uiPriority="152" w:unhideWhenUsed="0"/>
+    <w:lsdException w:name="Medium Shading 1 Accent 1" w:semiHidden="0" w:uiPriority="153" w:unhideWhenUsed="0"/>
+    <w:lsdException w:name="Medium Shading 2 Accent 1" w:semiHidden="0" w:uiPriority="256" w:unhideWhenUsed="0"/>
+    <w:lsdException w:name="Medium List 1 Accent 1" w:semiHidden="0" w:uiPriority="257" w:unhideWhenUsed="0"/>
     <w:lsdException w:name="Revision" w:unhideWhenUsed="0"/>
-    <w:lsdException w:name="List Paragraph" w:semiHidden="0" w:uiPriority="52" w:unhideWhenUsed="0" w:qFormat="1"/>
-    <w:lsdException w:name="Quote" w:semiHidden="0" w:uiPriority="41" w:unhideWhenUsed="0" w:qFormat="1"/>
-    <w:lsdException w:name="Intense Quote" w:semiHidden="0" w:uiPriority="48" w:unhideWhenUsed="0" w:qFormat="1"/>
-    <w:lsdException w:name="Medium List 2 Accent 1" w:semiHidden="0" w:uiPriority="102" w:unhideWhenUsed="0"/>
-    <w:lsdException w:name="Medium Grid 1 Accent 1" w:semiHidden="0" w:uiPriority="103" w:unhideWhenUsed="0"/>
-    <w:lsdException w:name="Medium Grid 2 Accent 1" w:semiHidden="0" w:uiPriority="104" w:unhideWhenUsed="0"/>
-    <w:lsdException w:name="Medium Grid 3 Accent 1" w:semiHidden="0" w:uiPriority="105" w:unhideWhenUsed="0"/>
-    <w:lsdException w:name="Dark List Accent 1" w:semiHidden="0" w:uiPriority="112" w:unhideWhenUsed="0"/>
-    <w:lsdException w:name="Colorful Shading Accent 1" w:semiHidden="0" w:uiPriority="113" w:unhideWhenUsed="0"/>
-    <w:lsdException w:name="Colorful List Accent 1" w:semiHidden="0" w:uiPriority="114" w:unhideWhenUsed="0"/>
-    <w:lsdException w:name="Colorful Grid Accent 1" w:semiHidden="0" w:uiPriority="115" w:unhideWhenUsed="0"/>
-    <w:lsdException w:name="Light Shading Accent 2" w:semiHidden="0" w:uiPriority="96" w:unhideWhenUsed="0"/>
-    <w:lsdException w:name="Light List Accent 2" w:semiHidden="0" w:uiPriority="97" w:unhideWhenUsed="0"/>
-    <w:lsdException w:name="Light Grid Accent 2" w:semiHidden="0" w:uiPriority="98" w:unhideWhenUsed="0"/>
-    <w:lsdException w:name="Medium Shading 1 Accent 2" w:semiHidden="0" w:uiPriority="99" w:unhideWhenUsed="0"/>
-    <w:lsdException w:name="Medium Shading 2 Accent 2" w:semiHidden="0" w:uiPriority="100" w:unhideWhenUsed="0"/>
-    <w:lsdException w:name="Medium List 1 Accent 2" w:semiHidden="0" w:uiPriority="101" w:unhideWhenUsed="0"/>
-    <w:lsdException w:name="Medium List 2 Accent 2" w:semiHidden="0" w:uiPriority="102" w:unhideWhenUsed="0"/>
-    <w:lsdException w:name="Medium Grid 1 Accent 2" w:semiHidden="0" w:uiPriority="103" w:unhideWhenUsed="0"/>
-    <w:lsdException w:name="Medium Grid 2 Accent 2" w:semiHidden="0" w:uiPriority="104" w:unhideWhenUsed="0"/>
-    <w:lsdException w:name="Medium Grid 3 Accent 2" w:semiHidden="0" w:uiPriority="105" w:unhideWhenUsed="0"/>
-    <w:lsdException w:name="Dark List Accent 2" w:semiHidden="0" w:uiPriority="112" w:unhideWhenUsed="0"/>
-    <w:lsdException w:name="Colorful Shading Accent 2" w:semiHidden="0" w:uiPriority="113" w:unhideWhenUsed="0"/>
-    <w:lsdException w:name="Colorful List Accent 2" w:semiHidden="0" w:uiPriority="114" w:unhideWhenUsed="0"/>
-    <w:lsdException w:name="Colorful Grid Accent 2" w:semiHidden="0" w:uiPriority="115" w:unhideWhenUsed="0"/>
-    <w:lsdException w:name="Light Shading Accent 3" w:semiHidden="0" w:uiPriority="96" w:unhideWhenUsed="0"/>
-    <w:lsdException w:name="Light List Accent 3" w:semiHidden="0" w:uiPriority="97" w:unhideWhenUsed="0"/>
-    <w:lsdException w:name="Light Grid Accent 3" w:semiHidden="0" w:uiPriority="98" w:unhideWhenUsed="0"/>
-    <w:lsdException w:name="Medium Shading 1 Accent 3" w:semiHidden="0" w:uiPriority="99" w:unhideWhenUsed="0"/>
-    <w:lsdException w:name="Medium Shading 2 Accent 3" w:semiHidden="0" w:uiPriority="100" w:unhideWhenUsed="0"/>
-    <w:lsdException w:name="Medium List 1 Accent 3" w:semiHidden="0" w:uiPriority="101" w:unhideWhenUsed="0"/>
-    <w:lsdException w:name="Medium List 2 Accent 3" w:semiHidden="0" w:uiPriority="102" w:unhideWhenUsed="0"/>
-    <w:lsdException w:name="Medium Grid 1 Accent 3" w:semiHidden="0" w:uiPriority="103" w:unhideWhenUsed="0"/>
-    <w:lsdException w:name="Medium Grid 2 Accent 3" w:semiHidden="0" w:uiPriority="104" w:unhideWhenUsed="0"/>
-    <w:lsdException w:name="Medium Grid 3 Accent 3" w:semiHidden="0" w:uiPriority="105" w:unhideWhenUsed="0"/>
-    <w:lsdException w:name="Dark List Accent 3" w:semiHidden="0" w:uiPriority="112" w:unhideWhenUsed="0"/>
-    <w:lsdException w:name="Colorful Shading Accent 3" w:semiHidden="0" w:uiPriority="113" w:unhideWhenUsed="0"/>
-    <w:lsdException w:name="Colorful List Accent 3" w:semiHidden="0" w:uiPriority="114" w:unhideWhenUsed="0"/>
-    <w:lsdException w:name="Colorful Grid Accent 3" w:semiHidden="0" w:uiPriority="115" w:unhideWhenUsed="0"/>
-    <w:lsdException w:name="Light Shading Accent 4" w:semiHidden="0" w:uiPriority="96" w:unhideWhenUsed="0"/>
-    <w:lsdException w:name="Light List Accent 4" w:semiHidden="0" w:uiPriority="97" w:unhideWhenUsed="0"/>
-    <w:lsdException w:name="Light Grid Accent 4" w:semiHidden="0" w:uiPriority="98" w:unhideWhenUsed="0"/>
-    <w:lsdException w:name="Medium Shading 1 Accent 4" w:semiHidden="0" w:uiPriority="99" w:unhideWhenUsed="0"/>
-    <w:lsdException w:name="Medium Shading 2 Accent 4" w:semiHidden="0" w:uiPriority="100" w:unhideWhenUsed="0"/>
-    <w:lsdException w:name="Medium List 1 Accent 4" w:semiHidden="0" w:uiPriority="101" w:unhideWhenUsed="0"/>
-    <w:lsdException w:name="Medium List 2 Accent 4" w:semiHidden="0" w:uiPriority="102" w:unhideWhenUsed="0"/>
-    <w:lsdException w:name="Medium Grid 1 Accent 4" w:semiHidden="0" w:uiPriority="103" w:unhideWhenUsed="0"/>
-    <w:lsdException w:name="Medium Grid 2 Accent 4" w:semiHidden="0" w:uiPriority="104" w:unhideWhenUsed="0"/>
-    <w:lsdException w:name="Medium Grid 3 Accent 4" w:semiHidden="0" w:uiPriority="105" w:unhideWhenUsed="0"/>
-    <w:lsdException w:name="Dark List Accent 4" w:semiHidden="0" w:uiPriority="112" w:unhideWhenUsed="0"/>
-    <w:lsdException w:name="Colorful Shading Accent 4" w:semiHidden="0" w:uiPriority="113" w:unhideWhenUsed="0"/>
-    <w:lsdException w:name="Colorful List Accent 4" w:semiHidden="0" w:uiPriority="114" w:unhideWhenUsed="0"/>
-    <w:lsdException w:name="Colorful Grid Accent 4" w:semiHidden="0" w:uiPriority="115" w:unhideWhenUsed="0"/>
-    <w:lsdException w:name="Light Shading Accent 5" w:semiHidden="0" w:uiPriority="96" w:unhideWhenUsed="0"/>
-    <w:lsdException w:name="Light List Accent 5" w:semiHidden="0" w:uiPriority="97" w:unhideWhenUsed="0"/>
-    <w:lsdException w:name="Light Grid Accent 5" w:semiHidden="0" w:uiPriority="98" w:unhideWhenUsed="0"/>
-    <w:lsdException w:name="Medium Shading 1 Accent 5" w:semiHidden="0" w:uiPriority="99" w:unhideWhenUsed="0"/>
-    <w:lsdException w:name="Medium Shading 2 Accent 5" w:semiHidden="0" w:uiPriority="100" w:unhideWhenUsed="0"/>
-    <w:lsdException w:name="Medium List 1 Accent 5" w:semiHidden="0" w:uiPriority="101" w:unhideWhenUsed="0"/>
-    <w:lsdException w:name="Medium List 2 Accent 5" w:semiHidden="0" w:uiPriority="102" w:unhideWhenUsed="0"/>
-    <w:lsdException w:name="Medium Grid 1 Accent 5" w:semiHidden="0" w:uiPriority="103" w:unhideWhenUsed="0"/>
-    <w:lsdException w:name="Medium Grid 2 Accent 5" w:semiHidden="0" w:uiPriority="104" w:unhideWhenUsed="0"/>
-    <w:lsdException w:name="Medium Grid 3 Accent 5" w:semiHidden="0" w:uiPriority="105" w:unhideWhenUsed="0"/>
-    <w:lsdException w:name="Dark List Accent 5" w:semiHidden="0" w:uiPriority="112" w:unhideWhenUsed="0"/>
-    <w:lsdException w:name="Colorful Shading Accent 5" w:semiHidden="0" w:uiPriority="113" w:unhideWhenUsed="0"/>
-    <w:lsdException w:name="Colorful List Accent 5" w:semiHidden="0" w:uiPriority="114" w:unhideWhenUsed="0"/>
-    <w:lsdException w:name="Colorful Grid Accent 5" w:semiHidden="0" w:uiPriority="115" w:unhideWhenUsed="0"/>
-    <w:lsdException w:name="Light Shading Accent 6" w:semiHidden="0" w:uiPriority="96" w:unhideWhenUsed="0"/>
-    <w:lsdException w:name="Light List Accent 6" w:semiHidden="0" w:uiPriority="97" w:unhideWhenUsed="0"/>
-    <w:lsdException w:name="Light Grid Accent 6" w:semiHidden="0" w:uiPriority="98" w:unhideWhenUsed="0"/>
-    <w:lsdException w:name="Medium Shading 1 Accent 6" w:semiHidden="0" w:uiPriority="99" w:unhideWhenUsed="0"/>
-    <w:lsdException w:name="Medium Shading 2 Accent 6" w:semiHidden="0" w:uiPriority="100" w:unhideWhenUsed="0"/>
-    <w:lsdException w:name="Medium List 1 Accent 6" w:semiHidden="0" w:uiPriority="101" w:unhideWhenUsed="0"/>
-    <w:lsdException w:name="Medium List 2 Accent 6" w:semiHidden="0" w:uiPriority="102" w:unhideWhenUsed="0"/>
-    <w:lsdException w:name="Medium Grid 1 Accent 6" w:semiHidden="0" w:uiPriority="103" w:unhideWhenUsed="0"/>
-    <w:lsdException w:name="Medium Grid 2 Accent 6" w:semiHidden="0" w:uiPriority="104" w:unhideWhenUsed="0"/>
-    <w:lsdException w:name="Medium Grid 3 Accent 6" w:semiHidden="0" w:uiPriority="105" w:unhideWhenUsed="0"/>
-    <w:lsdException w:name="Dark List Accent 6" w:semiHidden="0" w:uiPriority="112" w:unhideWhenUsed="0"/>
-    <w:lsdException w:name="Colorful Shading Accent 6" w:semiHidden="0" w:uiPriority="113" w:unhideWhenUsed="0"/>
-    <w:lsdException w:name="Colorful List Accent 6" w:semiHidden="0" w:uiPriority="114" w:unhideWhenUsed="0"/>
-    <w:lsdException w:name="Colorful Grid Accent 6" w:semiHidden="0" w:uiPriority="115" w:unhideWhenUsed="0"/>
-    <w:lsdException w:name="Subtle Emphasis" w:semiHidden="0" w:uiPriority="25" w:unhideWhenUsed="0" w:qFormat="1"/>
-    <w:lsdException w:name="Intense Emphasis" w:semiHidden="0" w:uiPriority="33" w:unhideWhenUsed="0" w:qFormat="1"/>
-    <w:lsdException w:name="Subtle Reference" w:semiHidden="0" w:uiPriority="49" w:unhideWhenUsed="0" w:qFormat="1"/>
-    <w:lsdException w:name="Intense Reference" w:semiHidden="0" w:uiPriority="50" w:unhideWhenUsed="0" w:qFormat="1"/>
-    <w:lsdException w:name="Book Title" w:semiHidden="0" w:uiPriority="51" w:unhideWhenUsed="0" w:qFormat="1"/>
-    <w:lsdException w:name="Bibliography" w:uiPriority="55"/>
-    <w:lsdException w:name="TOC Heading" w:uiPriority="57" w:qFormat="1"/>
+    <w:lsdException w:name="List Paragraph" w:semiHidden="0" w:uiPriority="82" w:unhideWhenUsed="0" w:qFormat="1"/>
+    <w:lsdException w:name="Quote" w:semiHidden="0" w:uiPriority="65" w:unhideWhenUsed="0" w:qFormat="1"/>
+    <w:lsdException w:name="Intense Quote" w:semiHidden="0" w:uiPriority="72" w:unhideWhenUsed="0" w:qFormat="1"/>
+    <w:lsdException w:name="Medium List 2 Accent 1" w:semiHidden="0" w:uiPriority="258" w:unhideWhenUsed="0"/>
+    <w:lsdException w:name="Medium Grid 1 Accent 1" w:semiHidden="0" w:uiPriority="259" w:unhideWhenUsed="0"/>
+    <w:lsdException w:name="Medium Grid 2 Accent 1" w:semiHidden="0" w:uiPriority="260" w:unhideWhenUsed="0"/>
+    <w:lsdException w:name="Medium Grid 3 Accent 1" w:semiHidden="0" w:uiPriority="261" w:unhideWhenUsed="0"/>
+    <w:lsdException w:name="Dark List Accent 1" w:semiHidden="0" w:uiPriority="274" w:unhideWhenUsed="0"/>
+    <w:lsdException w:name="Colorful Shading Accent 1" w:semiHidden="0" w:uiPriority="275" w:unhideWhenUsed="0"/>
+    <w:lsdException w:name="Colorful List Accent 1" w:semiHidden="0" w:uiPriority="276" w:unhideWhenUsed="0"/>
+    <w:lsdException w:name="Colorful Grid Accent 1" w:semiHidden="0" w:uiPriority="277" w:unhideWhenUsed="0"/>
+    <w:lsdException w:name="Light Shading Accent 2" w:semiHidden="0" w:uiPriority="150" w:unhideWhenUsed="0"/>
+    <w:lsdException w:name="Light List Accent 2" w:semiHidden="0" w:uiPriority="151" w:unhideWhenUsed="0"/>
+    <w:lsdException w:name="Light Grid Accent 2" w:semiHidden="0" w:uiPriority="152" w:unhideWhenUsed="0"/>
+    <w:lsdException w:name="Medium Shading 1 Accent 2" w:semiHidden="0" w:uiPriority="153" w:unhideWhenUsed="0"/>
+    <w:lsdException w:name="Medium Shading 2 Accent 2" w:semiHidden="0" w:uiPriority="256" w:unhideWhenUsed="0"/>
+    <w:lsdException w:name="Medium List 1 Accent 2" w:semiHidden="0" w:uiPriority="257" w:unhideWhenUsed="0"/>
+    <w:lsdException w:name="Medium List 2 Accent 2" w:semiHidden="0" w:uiPriority="258" w:unhideWhenUsed="0"/>
+    <w:lsdException w:name="Medium Grid 1 Accent 2" w:semiHidden="0" w:uiPriority="259" w:unhideWhenUsed="0"/>
+    <w:lsdException w:name="Medium Grid 2 Accent 2" w:semiHidden="0" w:uiPriority="260" w:unhideWhenUsed="0"/>
+    <w:lsdException w:name="Medium Grid 3 Accent 2" w:semiHidden="0" w:uiPriority="261" w:unhideWhenUsed="0"/>
+    <w:lsdException w:name="Dark List Accent 2" w:semiHidden="0" w:uiPriority="274" w:unhideWhenUsed="0"/>
+    <w:lsdException w:name="Colorful Shading Accent 2" w:semiHidden="0" w:uiPriority="275" w:unhideWhenUsed="0"/>
+    <w:lsdException w:name="Colorful List Accent 2" w:semiHidden="0" w:uiPriority="276" w:unhideWhenUsed="0"/>
+    <w:lsdException w:name="Colorful Grid Accent 2" w:semiHidden="0" w:uiPriority="277" w:unhideWhenUsed="0"/>
+    <w:lsdException w:name="Light Shading Accent 3" w:semiHidden="0" w:uiPriority="150" w:unhideWhenUsed="0"/>
+    <w:lsdException w:name="Light List Accent 3" w:semiHidden="0" w:uiPriority="151" w:unhideWhenUsed="0"/>
+    <w:lsdException w:name="Light Grid Accent 3" w:semiHidden="0" w:uiPriority="152" w:unhideWhenUsed="0"/>
+    <w:lsdException w:name="Medium Shading 1 Accent 3" w:semiHidden="0" w:uiPriority="153" w:unhideWhenUsed="0"/>
+    <w:lsdException w:name="Medium Shading 2 Accent 3" w:semiHidden="0" w:uiPriority="256" w:unhideWhenUsed="0"/>
+    <w:lsdException w:name="Medium List 1 Accent 3" w:semiHidden="0" w:uiPriority="257" w:unhideWhenUsed="0"/>
+    <w:lsdException w:name="Medium List 2 Accent 3" w:semiHidden="0" w:uiPriority="258" w:unhideWhenUsed="0"/>
+    <w:lsdException w:name="Medium Grid 1 Accent 3" w:semiHidden="0" w:uiPriority="259" w:unhideWhenUsed="0"/>
+    <w:lsdException w:name="Medium Grid 2 Accent 3" w:semiHidden="0" w:uiPriority="260" w:unhideWhenUsed="0"/>
+    <w:lsdException w:name="Medium Grid 3 Accent 3" w:semiHidden="0" w:uiPriority="261" w:unhideWhenUsed="0"/>
+    <w:lsdException w:name="Dark List Accent 3" w:semiHidden="0" w:uiPriority="274" w:unhideWhenUsed="0"/>
+    <w:lsdException w:name="Colorful Shading Accent 3" w:semiHidden="0" w:uiPriority="275" w:unhideWhenUsed="0"/>
+    <w:lsdException w:name="Colorful List Accent 3" w:semiHidden="0" w:uiPriority="276" w:unhideWhenUsed="0"/>
+    <w:lsdException w:name="Colorful Grid Accent 3" w:semiHidden="0" w:uiPriority="277" w:unhideWhenUsed="0"/>
+    <w:lsdException w:name="Light Shading Accent 4" w:semiHidden="0" w:uiPriority="150" w:unhideWhenUsed="0"/>
+    <w:lsdException w:name="Light List Accent 4" w:semiHidden="0" w:uiPriority="151" w:unhideWhenUsed="0"/>
+    <w:lsdException w:name="Light Grid Accent 4" w:semiHidden="0" w:uiPriority="152" w:unhideWhenUsed="0"/>
+    <w:lsdException w:name="Medium Shading 1 Accent 4" w:semiHidden="0" w:uiPriority="153" w:unhideWhenUsed="0"/>
+    <w:lsdException w:name="Medium Shading 2 Accent 4" w:semiHidden="0" w:uiPriority="256" w:unhideWhenUsed="0"/>
+    <w:lsdException w:name="Medium List 1 Accent 4" w:semiHidden="0" w:uiPriority="257" w:unhideWhenUsed="0"/>
+    <w:lsdException w:name="Medium List 2 Accent 4" w:semiHidden="0" w:uiPriority="258" w:unhideWhenUsed="0"/>
+    <w:lsdException w:name="Medium Grid 1 Accent 4" w:semiHidden="0" w:uiPriority="259" w:unhideWhenUsed="0"/>
+    <w:lsdException w:name="Medium Grid 2 Accent 4" w:semiHidden="0" w:uiPriority="260" w:unhideWhenUsed="0"/>
+    <w:lsdException w:name="Medium Grid 3 Accent 4" w:semiHidden="0" w:uiPriority="261" w:unhideWhenUsed="0"/>
+    <w:lsdException w:name="Dark List Accent 4" w:semiHidden="0" w:uiPriority="274" w:unhideWhenUsed="0"/>
+    <w:lsdException w:name="Colorful Shading Accent 4" w:semiHidden="0" w:uiPriority="275" w:unhideWhenUsed="0"/>
+    <w:lsdException w:name="Colorful List Accent 4" w:semiHidden="0" w:uiPriority="276" w:unhideWhenUsed="0"/>
+    <w:lsdException w:name="Colorful Grid Accent 4" w:semiHidden="0" w:uiPriority="277" w:unhideWhenUsed="0"/>
+    <w:lsdException w:name="Light Shading Accent 5" w:semiHidden="0" w:uiPriority="150" w:unhideWhenUsed="0"/>
+    <w:lsdException w:name="Light List Accent 5" w:semiHidden="0" w:uiPriority="151" w:unhideWhenUsed="0"/>
+    <w:lsdException w:name="Light Grid Accent 5" w:semiHidden="0" w:uiPriority="152" w:unhideWhenUsed="0"/>
+    <w:lsdException w:name="Medium Shading 1 Accent 5" w:semiHidden="0" w:uiPriority="153" w:unhideWhenUsed="0"/>
+    <w:lsdException w:name="Medium Shading 2 Accent 5" w:semiHidden="0" w:uiPriority="256" w:unhideWhenUsed="0"/>
+    <w:lsdException w:name="Medium List 1 Accent 5" w:semiHidden="0" w:uiPriority="257" w:unhideWhenUsed="0"/>
+    <w:lsdException w:name="Medium List 2 Accent 5" w:semiHidden="0" w:uiPriority="258" w:unhideWhenUsed="0"/>
+    <w:lsdException w:name="Medium Grid 1 Accent 5" w:semiHidden="0" w:uiPriority="259" w:unhideWhenUsed="0"/>
+    <w:lsdException w:name="Medium Grid 2 Accent 5" w:semiHidden="0" w:uiPriority="260" w:unhideWhenUsed="0"/>
+    <w:lsdException w:name="Medium Grid 3 Accent 5" w:semiHidden="0" w:uiPriority="261" w:unhideWhenUsed="0"/>
+    <w:lsdException w:name="Dark List Accent 5" w:semiHidden="0" w:uiPriority="274" w:unhideWhenUsed="0"/>
+    <w:lsdException w:name="Colorful Shading Accent 5" w:semiHidden="0" w:uiPriority="275" w:unhideWhenUsed="0"/>
+    <w:lsdException w:name="Colorful List Accent 5" w:semiHidden="0" w:uiPriority="276" w:unhideWhenUsed="0"/>
+    <w:lsdException w:name="Colorful Grid Accent 5" w:semiHidden="0" w:uiPriority="277" w:unhideWhenUsed="0"/>
+    <w:lsdException w:name="Light Shading Accent 6" w:semiHidden="0" w:uiPriority="150" w:unhideWhenUsed="0"/>
+    <w:lsdException w:name="Light List Accent 6" w:semiHidden="0" w:uiPriority="151" w:unhideWhenUsed="0"/>
+    <w:lsdException w:name="Light Grid Accent 6" w:semiHidden="0" w:uiPriority="152" w:unhideWhenUsed="0"/>
+    <w:lsdException w:name="Medium Shading 1 Accent 6" w:semiHidden="0" w:uiPriority="153" w:unhideWhenUsed="0"/>
+    <w:lsdException w:name="Medium Shading 2 Accent 6" w:semiHidden="0" w:uiPriority="256" w:unhideWhenUsed="0"/>
+    <w:lsdException w:name="Medium List 1 Accent 6" w:semiHidden="0" w:uiPriority="257" w:unhideWhenUsed="0"/>
+    <w:lsdException w:name="Medium List 2 Accent 6" w:semiHidden="0" w:uiPriority="258" w:unhideWhenUsed="0"/>
+    <w:lsdException w:name="Medium Grid 1 Accent 6" w:semiHidden="0" w:uiPriority="259" w:unhideWhenUsed="0"/>
+    <w:lsdException w:name="Medium Grid 2 Accent 6" w:semiHidden="0" w:uiPriority="260" w:unhideWhenUsed="0"/>
+    <w:lsdException w:name="Medium Grid 3 Accent 6" w:semiHidden="0" w:uiPriority="261" w:unhideWhenUsed="0"/>
+    <w:lsdException w:name="Dark List Accent 6" w:semiHidden="0" w:uiPriority="274" w:unhideWhenUsed="0"/>
+    <w:lsdException w:name="Colorful Shading Accent 6" w:semiHidden="0" w:uiPriority="275" w:unhideWhenUsed="0"/>
+    <w:lsdException w:name="Colorful List Accent 6" w:semiHidden="0" w:uiPriority="276" w:unhideWhenUsed="0"/>
+    <w:lsdException w:name="Colorful Grid Accent 6" w:semiHidden="0" w:uiPriority="277" w:unhideWhenUsed="0"/>
+    <w:lsdException w:name="Subtle Emphasis" w:semiHidden="0" w:uiPriority="37" w:unhideWhenUsed="0" w:qFormat="1"/>
+    <w:lsdException w:name="Intense Emphasis" w:semiHidden="0" w:uiPriority="51" w:unhideWhenUsed="0" w:qFormat="1"/>
+    <w:lsdException w:name="Subtle Reference" w:semiHidden="0" w:uiPriority="73" w:unhideWhenUsed="0" w:qFormat="1"/>
+    <w:lsdException w:name="Intense Reference" w:semiHidden="0" w:uiPriority="80" w:unhideWhenUsed="0" w:qFormat="1"/>
+    <w:lsdException w:name="Book Title" w:semiHidden="0" w:uiPriority="81" w:unhideWhenUsed="0" w:qFormat="1"/>
+    <w:lsdException w:name="Bibliography" w:uiPriority="85"/>
+    <w:lsdException w:name="TOC Heading" w:uiPriority="87" w:qFormat="1"/>
   </w:latentStyles>
   <w:style w:type="paragraph" w:default="1" w:styleId="Normal">
     <w:name w:val="Normal"/>
@@ -16979,6 +16993,27 @@
       </w:tcPr>
     </w:tblStylePr>
   </w:style>
+  <w:style w:type="table" w:customStyle="1" w:styleId="a4">
+    <w:name w:val="Normal Table"/>
+    <w:uiPriority w:val="99"/>
+    <w:semiHidden/>
+    <w:unhideWhenUsed/>
+    <w:tblPr>
+      <w:tblInd w:w="0" w:type="dxa"/>
+      <w:tblCellMar>
+        <w:top w:w="0" w:type="dxa"/>
+        <w:left w:w="108" w:type="dxa"/>
+        <w:bottom w:w="0" w:type="dxa"/>
+        <w:right w:w="108" w:type="dxa"/>
+      </w:tblCellMar>
+    </w:tblPr>
+  </w:style>
+  <w:style w:type="numbering" w:customStyle="1" w:styleId="a5">
+    <w:name w:val="No List"/>
+    <w:uiPriority w:val="99"/>
+    <w:semiHidden/>
+    <w:unhideWhenUsed/>
+  </w:style>
 </w:styles>
 </file>
 
